--- a/doc/03-部署文档.docx
+++ b/doc/03-部署文档.docx
@@ -47,7 +47,7 @@
           <w:color w:val="000000"/>
           <w:sz w:val="20"/>
         </w:rPr>
-        <w:t>文档版本: V1.0   编写日期: 2026-07-03</w:t>
+        <w:t>文档版本: V2.0   编写日期: 2026-07-05</w:t>
       </w:r>
     </w:p>
     <w:p>
@@ -770,6 +770,194 @@
                 <w:color w:val="000000"/>
                 <w:sz w:val="20"/>
               </w:rPr>
+              <w:t>RabbitMQ</w:t>
+            </w:r>
+          </w:p>
+        </w:tc>
+        <w:tc>
+          <w:tcPr>
+            <w:tcW w:type="dxa" w:w="1701"/>
+            <w:vAlign w:val="center"/>
+          </w:tcPr>
+          <w:p>
+            <w:pPr>
+              <w:spacing w:before="0" w:after="0" w:line="288" w:lineRule="auto"/>
+              <w:jc w:val="left"/>
+            </w:pPr>
+            <w:r/>
+            <w:r>
+              <w:rPr>
+                <w:rFonts w:ascii="Times New Roman" w:hAnsi="Times New Roman" w:eastAsia="宋体" w:cs="Times New Roman"/>
+                <w:b w:val="0"/>
+                <w:i w:val="0"/>
+                <w:color w:val="000000"/>
+                <w:sz w:val="20"/>
+              </w:rPr>
+              <w:t>3.x (含 Management 插件)</w:t>
+            </w:r>
+          </w:p>
+        </w:tc>
+        <w:tc>
+          <w:tcPr>
+            <w:tcW w:type="dxa" w:w="3969"/>
+            <w:vAlign w:val="center"/>
+          </w:tcPr>
+          <w:p>
+            <w:pPr>
+              <w:spacing w:before="0" w:after="0" w:line="288" w:lineRule="auto"/>
+              <w:jc w:val="left"/>
+            </w:pPr>
+            <w:r/>
+            <w:r>
+              <w:rPr>
+                <w:rFonts w:ascii="Times New Roman" w:hAnsi="Times New Roman" w:eastAsia="宋体" w:cs="Times New Roman"/>
+                <w:b w:val="0"/>
+                <w:i w:val="0"/>
+                <w:color w:val="000000"/>
+                <w:sz w:val="20"/>
+              </w:rPr>
+              <w:t>消息中间件 (订单事件总线)</w:t>
+            </w:r>
+          </w:p>
+        </w:tc>
+        <w:tc>
+          <w:tcPr>
+            <w:tcW w:type="dxa" w:w="1417"/>
+            <w:vAlign w:val="center"/>
+          </w:tcPr>
+          <w:p>
+            <w:pPr>
+              <w:spacing w:before="0" w:after="0" w:line="288" w:lineRule="auto"/>
+              <w:jc w:val="left"/>
+            </w:pPr>
+            <w:r/>
+            <w:r>
+              <w:rPr>
+                <w:rFonts w:ascii="Times New Roman" w:hAnsi="Times New Roman" w:eastAsia="宋体" w:cs="Times New Roman"/>
+                <w:b w:val="0"/>
+                <w:i w:val="0"/>
+                <w:color w:val="000000"/>
+                <w:sz w:val="20"/>
+              </w:rPr>
+              <w:t>5672 (AMQP) / 15672 (管理)</w:t>
+            </w:r>
+          </w:p>
+        </w:tc>
+      </w:tr>
+      <w:tr>
+        <w:tc>
+          <w:tcPr>
+            <w:tcW w:type="dxa" w:w="1701"/>
+            <w:vAlign w:val="center"/>
+          </w:tcPr>
+          <w:p>
+            <w:pPr>
+              <w:spacing w:before="0" w:after="0" w:line="288" w:lineRule="auto"/>
+              <w:jc w:val="center"/>
+            </w:pPr>
+            <w:r/>
+            <w:r>
+              <w:rPr>
+                <w:rFonts w:ascii="Times New Roman" w:hAnsi="Times New Roman" w:eastAsia="宋体" w:cs="Times New Roman"/>
+                <w:b/>
+                <w:i w:val="0"/>
+                <w:color w:val="000000"/>
+                <w:sz w:val="20"/>
+              </w:rPr>
+              <w:t>Erlang/OTP</w:t>
+            </w:r>
+          </w:p>
+        </w:tc>
+        <w:tc>
+          <w:tcPr>
+            <w:tcW w:type="dxa" w:w="1701"/>
+            <w:vAlign w:val="center"/>
+          </w:tcPr>
+          <w:p>
+            <w:pPr>
+              <w:spacing w:before="0" w:after="0" w:line="288" w:lineRule="auto"/>
+              <w:jc w:val="left"/>
+            </w:pPr>
+            <w:r/>
+            <w:r>
+              <w:rPr>
+                <w:rFonts w:ascii="Times New Roman" w:hAnsi="Times New Roman" w:eastAsia="宋体" w:cs="Times New Roman"/>
+                <w:b w:val="0"/>
+                <w:i w:val="0"/>
+                <w:color w:val="000000"/>
+                <w:sz w:val="20"/>
+              </w:rPr>
+              <w:t>25.x</w:t>
+            </w:r>
+          </w:p>
+        </w:tc>
+        <w:tc>
+          <w:tcPr>
+            <w:tcW w:type="dxa" w:w="3969"/>
+            <w:vAlign w:val="center"/>
+          </w:tcPr>
+          <w:p>
+            <w:pPr>
+              <w:spacing w:before="0" w:after="0" w:line="288" w:lineRule="auto"/>
+              <w:jc w:val="left"/>
+            </w:pPr>
+            <w:r/>
+            <w:r>
+              <w:rPr>
+                <w:rFonts w:ascii="Times New Roman" w:hAnsi="Times New Roman" w:eastAsia="宋体" w:cs="Times New Roman"/>
+                <w:b w:val="0"/>
+                <w:i w:val="0"/>
+                <w:color w:val="000000"/>
+                <w:sz w:val="20"/>
+              </w:rPr>
+              <w:t>RabbitMQ 运行时依赖</w:t>
+            </w:r>
+          </w:p>
+        </w:tc>
+        <w:tc>
+          <w:tcPr>
+            <w:tcW w:type="dxa" w:w="1417"/>
+            <w:vAlign w:val="center"/>
+          </w:tcPr>
+          <w:p>
+            <w:pPr>
+              <w:spacing w:before="0" w:after="0" w:line="288" w:lineRule="auto"/>
+              <w:jc w:val="left"/>
+            </w:pPr>
+            <w:r/>
+            <w:r>
+              <w:rPr>
+                <w:rFonts w:ascii="Times New Roman" w:hAnsi="Times New Roman" w:eastAsia="宋体" w:cs="Times New Roman"/>
+                <w:b w:val="0"/>
+                <w:i w:val="0"/>
+                <w:color w:val="000000"/>
+                <w:sz w:val="20"/>
+              </w:rPr>
+              <w:t>—</w:t>
+            </w:r>
+          </w:p>
+        </w:tc>
+      </w:tr>
+      <w:tr>
+        <w:tc>
+          <w:tcPr>
+            <w:tcW w:type="dxa" w:w="1701"/>
+            <w:vAlign w:val="center"/>
+          </w:tcPr>
+          <w:p>
+            <w:pPr>
+              <w:spacing w:before="0" w:after="0" w:line="288" w:lineRule="auto"/>
+              <w:jc w:val="center"/>
+            </w:pPr>
+            <w:r/>
+            <w:r>
+              <w:rPr>
+                <w:rFonts w:ascii="Times New Roman" w:hAnsi="Times New Roman" w:eastAsia="宋体" w:cs="Times New Roman"/>
+                <w:b/>
+                <w:i w:val="0"/>
+                <w:color w:val="000000"/>
+                <w:sz w:val="20"/>
+              </w:rPr>
               <w:t>Windows</w:t>
             </w:r>
           </w:p>
@@ -869,7 +1057,7 @@
       <w:r>
         <w:drawing>
           <wp:inline xmlns:a="http://schemas.openxmlformats.org/drawingml/2006/main" xmlns:pic="http://schemas.openxmlformats.org/drawingml/2006/picture">
-            <wp:extent cx="5400000" cy="3347353"/>
+            <wp:extent cx="5400000" cy="3500639"/>
             <wp:docPr id="1" name="Picture 1"/>
             <wp:cNvGraphicFramePr>
               <a:graphicFrameLocks noChangeAspect="1"/>
@@ -890,7 +1078,7 @@
                   <pic:spPr>
                     <a:xfrm>
                       <a:off x="0" y="0"/>
-                      <a:ext cx="5400000" cy="3347353"/>
+                      <a:ext cx="5400000" cy="3500639"/>
                     </a:xfrm>
                     <a:prstGeom prst="rect"/>
                   </pic:spPr>
@@ -1261,6 +1449,148 @@
                 <w:color w:val="000000"/>
                 <w:sz w:val="20"/>
               </w:rPr>
+              <w:t>RabbitMQ (AMQP)</w:t>
+            </w:r>
+          </w:p>
+        </w:tc>
+        <w:tc>
+          <w:tcPr>
+            <w:tcW w:type="dxa" w:w="1701"/>
+            <w:vAlign w:val="center"/>
+          </w:tcPr>
+          <w:p>
+            <w:pPr>
+              <w:spacing w:before="0" w:after="0" w:line="288" w:lineRule="auto"/>
+              <w:jc w:val="left"/>
+            </w:pPr>
+            <w:r/>
+            <w:r>
+              <w:rPr>
+                <w:rFonts w:ascii="Times New Roman" w:hAnsi="Times New Roman" w:eastAsia="宋体" w:cs="Times New Roman"/>
+                <w:b w:val="0"/>
+                <w:i w:val="0"/>
+                <w:color w:val="000000"/>
+                <w:sz w:val="20"/>
+              </w:rPr>
+              <w:t>5672</w:t>
+            </w:r>
+          </w:p>
+        </w:tc>
+        <w:tc>
+          <w:tcPr>
+            <w:tcW w:type="dxa" w:w="5102"/>
+            <w:vAlign w:val="center"/>
+          </w:tcPr>
+          <w:p>
+            <w:pPr>
+              <w:spacing w:before="0" w:after="0" w:line="288" w:lineRule="auto"/>
+              <w:jc w:val="left"/>
+            </w:pPr>
+            <w:r/>
+            <w:r>
+              <w:rPr>
+                <w:rFonts w:ascii="Times New Roman" w:hAnsi="Times New Roman" w:eastAsia="宋体" w:cs="Times New Roman"/>
+                <w:b w:val="0"/>
+                <w:i w:val="0"/>
+                <w:color w:val="000000"/>
+                <w:sz w:val="20"/>
+              </w:rPr>
+              <w:t>消息中间件 TCP 端口 (供 publisher/consumer)</w:t>
+            </w:r>
+          </w:p>
+        </w:tc>
+      </w:tr>
+      <w:tr>
+        <w:tc>
+          <w:tcPr>
+            <w:tcW w:type="dxa" w:w="2268"/>
+            <w:vAlign w:val="center"/>
+          </w:tcPr>
+          <w:p>
+            <w:pPr>
+              <w:spacing w:before="0" w:after="0" w:line="288" w:lineRule="auto"/>
+              <w:jc w:val="center"/>
+            </w:pPr>
+            <w:r/>
+            <w:r>
+              <w:rPr>
+                <w:rFonts w:ascii="Times New Roman" w:hAnsi="Times New Roman" w:eastAsia="宋体" w:cs="Times New Roman"/>
+                <w:b/>
+                <w:i w:val="0"/>
+                <w:color w:val="000000"/>
+                <w:sz w:val="20"/>
+              </w:rPr>
+              <w:t>RabbitMQ (Management)</w:t>
+            </w:r>
+          </w:p>
+        </w:tc>
+        <w:tc>
+          <w:tcPr>
+            <w:tcW w:type="dxa" w:w="1701"/>
+            <w:vAlign w:val="center"/>
+          </w:tcPr>
+          <w:p>
+            <w:pPr>
+              <w:spacing w:before="0" w:after="0" w:line="288" w:lineRule="auto"/>
+              <w:jc w:val="left"/>
+            </w:pPr>
+            <w:r/>
+            <w:r>
+              <w:rPr>
+                <w:rFonts w:ascii="Times New Roman" w:hAnsi="Times New Roman" w:eastAsia="宋体" w:cs="Times New Roman"/>
+                <w:b w:val="0"/>
+                <w:i w:val="0"/>
+                <w:color w:val="000000"/>
+                <w:sz w:val="20"/>
+              </w:rPr>
+              <w:t>15672</w:t>
+            </w:r>
+          </w:p>
+        </w:tc>
+        <w:tc>
+          <w:tcPr>
+            <w:tcW w:type="dxa" w:w="5102"/>
+            <w:vAlign w:val="center"/>
+          </w:tcPr>
+          <w:p>
+            <w:pPr>
+              <w:spacing w:before="0" w:after="0" w:line="288" w:lineRule="auto"/>
+              <w:jc w:val="left"/>
+            </w:pPr>
+            <w:r/>
+            <w:r>
+              <w:rPr>
+                <w:rFonts w:ascii="Times New Roman" w:hAnsi="Times New Roman" w:eastAsia="宋体" w:cs="Times New Roman"/>
+                <w:b w:val="0"/>
+                <w:i w:val="0"/>
+                <w:color w:val="000000"/>
+                <w:sz w:val="20"/>
+              </w:rPr>
+              <w:t>Web 管理控制台 http://localhost:15672 (guest/guest)</w:t>
+            </w:r>
+          </w:p>
+        </w:tc>
+      </w:tr>
+      <w:tr>
+        <w:tc>
+          <w:tcPr>
+            <w:tcW w:type="dxa" w:w="2268"/>
+            <w:vAlign w:val="center"/>
+          </w:tcPr>
+          <w:p>
+            <w:pPr>
+              <w:spacing w:before="0" w:after="0" w:line="288" w:lineRule="auto"/>
+              <w:jc w:val="center"/>
+            </w:pPr>
+            <w:r/>
+            <w:r>
+              <w:rPr>
+                <w:rFonts w:ascii="Times New Roman" w:hAnsi="Times New Roman" w:eastAsia="宋体" w:cs="Times New Roman"/>
+                <w:b/>
+                <w:i w:val="0"/>
+                <w:color w:val="000000"/>
+                <w:sz w:val="20"/>
+              </w:rPr>
               <w:t>gateway</w:t>
             </w:r>
           </w:p>
@@ -1378,7 +1708,7 @@
                 <w:color w:val="000000"/>
                 <w:sz w:val="20"/>
               </w:rPr>
-              <w:t>用户服务</w:t>
+              <w:t>用户服务 + 用户管理</w:t>
             </w:r>
           </w:p>
         </w:tc>
@@ -1449,7 +1779,7 @@
                 <w:color w:val="000000"/>
                 <w:sz w:val="20"/>
               </w:rPr>
-              <w:t>商品服务</w:t>
+              <w:t>商品服务 + 商品管理</w:t>
             </w:r>
           </w:p>
         </w:tc>
@@ -1520,7 +1850,7 @@
                 <w:color w:val="000000"/>
                 <w:sz w:val="20"/>
               </w:rPr>
-              <w:t>订单服务</w:t>
+              <w:t>订单服务 + 订单管理</w:t>
             </w:r>
           </w:p>
         </w:tc>
@@ -1591,7 +1921,78 @@
                 <w:color w:val="000000"/>
                 <w:sz w:val="20"/>
               </w:rPr>
-              <w:t>库存服务</w:t>
+              <w:t>库存服务 + 库存管理</w:t>
+            </w:r>
+          </w:p>
+        </w:tc>
+      </w:tr>
+      <w:tr>
+        <w:tc>
+          <w:tcPr>
+            <w:tcW w:type="dxa" w:w="2268"/>
+            <w:vAlign w:val="center"/>
+          </w:tcPr>
+          <w:p>
+            <w:pPr>
+              <w:spacing w:before="0" w:after="0" w:line="288" w:lineRule="auto"/>
+              <w:jc w:val="center"/>
+            </w:pPr>
+            <w:r/>
+            <w:r>
+              <w:rPr>
+                <w:rFonts w:ascii="Times New Roman" w:hAnsi="Times New Roman" w:eastAsia="宋体" w:cs="Times New Roman"/>
+                <w:b/>
+                <w:i w:val="0"/>
+                <w:color w:val="000000"/>
+                <w:sz w:val="20"/>
+              </w:rPr>
+              <w:t>log-service</w:t>
+            </w:r>
+          </w:p>
+        </w:tc>
+        <w:tc>
+          <w:tcPr>
+            <w:tcW w:type="dxa" w:w="1701"/>
+            <w:vAlign w:val="center"/>
+          </w:tcPr>
+          <w:p>
+            <w:pPr>
+              <w:spacing w:before="0" w:after="0" w:line="288" w:lineRule="auto"/>
+              <w:jc w:val="left"/>
+            </w:pPr>
+            <w:r/>
+            <w:r>
+              <w:rPr>
+                <w:rFonts w:ascii="Times New Roman" w:hAnsi="Times New Roman" w:eastAsia="宋体" w:cs="Times New Roman"/>
+                <w:b w:val="0"/>
+                <w:i w:val="0"/>
+                <w:color w:val="000000"/>
+                <w:sz w:val="20"/>
+              </w:rPr>
+              <w:t>8085</w:t>
+            </w:r>
+          </w:p>
+        </w:tc>
+        <w:tc>
+          <w:tcPr>
+            <w:tcW w:type="dxa" w:w="5102"/>
+            <w:vAlign w:val="center"/>
+          </w:tcPr>
+          <w:p>
+            <w:pPr>
+              <w:spacing w:before="0" w:after="0" w:line="288" w:lineRule="auto"/>
+              <w:jc w:val="left"/>
+            </w:pPr>
+            <w:r/>
+            <w:r>
+              <w:rPr>
+                <w:rFonts w:ascii="Times New Roman" w:hAnsi="Times New Roman" w:eastAsia="宋体" w:cs="Times New Roman"/>
+                <w:b w:val="0"/>
+                <w:i w:val="0"/>
+                <w:color w:val="000000"/>
+                <w:sz w:val="20"/>
+              </w:rPr>
+              <w:t>日志服务 (无数据库, 读取本地 logs/ 目录)</w:t>
             </w:r>
           </w:p>
         </w:tc>
@@ -1628,7 +2029,7 @@
           <w:color w:val="000000"/>
           <w:sz w:val="32"/>
         </w:rPr>
-        <w:t>4.1 前置准备: 启动 MySQL 与 Nacos</w:t>
+        <w:t>4.1 前置准备: 启动 MySQL、Nacos 与 RabbitMQ</w:t>
       </w:r>
     </w:p>
     <w:p>
@@ -1697,6 +2098,91 @@
           <w:sz w:val="21"/>
         </w:rPr>
         <w:t>Sentinel Dashboard 需已启动 (端口 8858), 默认账号 sentinel / sentinel</w:t>
+      </w:r>
+    </w:p>
+    <w:p>
+      <w:pPr>
+        <w:pStyle w:val="ListBullet"/>
+        <w:spacing w:before="0" w:after="0" w:line="336" w:lineRule="auto"/>
+        <w:ind w:left="420"/>
+      </w:pPr>
+      <w:r>
+        <w:rPr>
+          <w:rFonts w:ascii="Times New Roman" w:hAnsi="Times New Roman" w:eastAsia="宋体" w:cs="Times New Roman"/>
+          <w:b w:val="0"/>
+          <w:i w:val="0"/>
+          <w:color w:val="000000"/>
+          <w:sz w:val="21"/>
+        </w:rPr>
+        <w:t>RabbitMQ Server 需已启动 (AMQP 端口 5672, Management 端口 15672), 默认账号 guest / guest</w:t>
+      </w:r>
+    </w:p>
+    <w:p>
+      <w:pPr>
+        <w:pStyle w:val="ListBullet"/>
+        <w:spacing w:before="0" w:after="0" w:line="336" w:lineRule="auto"/>
+        <w:ind w:left="420"/>
+      </w:pPr>
+      <w:r>
+        <w:rPr>
+          <w:rFonts w:ascii="Times New Roman" w:hAnsi="Times New Roman" w:eastAsia="宋体" w:cs="Times New Roman"/>
+          <w:b w:val="0"/>
+          <w:i w:val="0"/>
+          <w:color w:val="000000"/>
+          <w:sz w:val="21"/>
+        </w:rPr>
+        <w:t xml:space="preserve">    启动命令 (Windows):  路径\rabbitmq_server\sbin\rabbitmq-server.bat</w:t>
+      </w:r>
+    </w:p>
+    <w:p>
+      <w:pPr>
+        <w:pStyle w:val="ListBullet"/>
+        <w:spacing w:before="0" w:after="0" w:line="336" w:lineRule="auto"/>
+        <w:ind w:left="420"/>
+      </w:pPr>
+      <w:r>
+        <w:rPr>
+          <w:rFonts w:ascii="Times New Roman" w:hAnsi="Times New Roman" w:eastAsia="宋体" w:cs="Times New Roman"/>
+          <w:b w:val="0"/>
+          <w:i w:val="0"/>
+          <w:color w:val="000000"/>
+          <w:sz w:val="21"/>
+        </w:rPr>
+        <w:t xml:space="preserve">    启动命令 (Linux):    sudo systemctl start rabbitmq-server</w:t>
+      </w:r>
+    </w:p>
+    <w:p>
+      <w:pPr>
+        <w:pStyle w:val="ListBullet"/>
+        <w:spacing w:before="0" w:after="0" w:line="336" w:lineRule="auto"/>
+        <w:ind w:left="420"/>
+      </w:pPr>
+      <w:r>
+        <w:rPr>
+          <w:rFonts w:ascii="Times New Roman" w:hAnsi="Times New Roman" w:eastAsia="宋体" w:cs="Times New Roman"/>
+          <w:b w:val="0"/>
+          <w:i w:val="0"/>
+          <w:color w:val="000000"/>
+          <w:sz w:val="21"/>
+        </w:rPr>
+        <w:t xml:space="preserve">    启用管理插件:        rabbitmq-plugins enable rabbitmq_management</w:t>
+      </w:r>
+    </w:p>
+    <w:p>
+      <w:pPr>
+        <w:pStyle w:val="ListBullet"/>
+        <w:spacing w:before="0" w:after="0" w:line="336" w:lineRule="auto"/>
+        <w:ind w:left="420"/>
+      </w:pPr>
+      <w:r>
+        <w:rPr>
+          <w:rFonts w:ascii="Times New Roman" w:hAnsi="Times New Roman" w:eastAsia="宋体" w:cs="Times New Roman"/>
+          <w:b w:val="0"/>
+          <w:i w:val="0"/>
+          <w:color w:val="000000"/>
+          <w:sz w:val="21"/>
+        </w:rPr>
+        <w:t xml:space="preserve">    验证 (浏览器):       http://localhost:15672  (guest / guest 登录后应看到 Overview 页面)</w:t>
       </w:r>
     </w:p>
     <w:p>
@@ -2106,7 +2592,7 @@
           <w:sz w:val="18"/>
           <w:rFonts w:ascii="Consolas" w:hAnsi="Consolas" w:eastAsia="宋体"/>
         </w:rPr>
-        <w:t>cd D:/Learning\ materials/SpringCloud/e-mall</w:t>
+        <w:t>cd &lt;项目根目录&gt;   # 例如: D:/Learning materials/SpringCloud/e-mall</w:t>
       </w:r>
     </w:p>
     <w:p>
@@ -2286,6 +2772,24 @@
           <w:sz w:val="18"/>
           <w:rFonts w:ascii="Consolas" w:hAnsi="Consolas" w:eastAsia="宋体"/>
         </w:rPr>
+        <w:t>ls log-service/target/log-service-1.0.0-SNAPSHOT.jar</w:t>
+      </w:r>
+    </w:p>
+    <w:p>
+      <w:pPr>
+        <w:spacing w:line="276" w:lineRule="auto" w:before="0" w:after="0"/>
+        <w:ind w:left="227"/>
+        <w:shd w:val="clear" w:color="auto" w:fill="F2F2F2"/>
+      </w:pPr>
+      <w:r>
+        <w:rPr>
+          <w:rFonts w:ascii="Times New Roman" w:hAnsi="Times New Roman" w:eastAsia="宋体" w:cs="Times New Roman"/>
+          <w:b w:val="0"/>
+          <w:i w:val="0"/>
+          <w:color w:val="000000"/>
+          <w:sz w:val="18"/>
+          <w:rFonts w:ascii="Consolas" w:hAnsi="Consolas" w:eastAsia="宋体"/>
+        </w:rPr>
         <w:t>ls gateway/target/gateway-1.0.0-SNAPSHOT.jar</w:t>
       </w:r>
     </w:p>
@@ -2320,7 +2824,7 @@
           <w:color w:val="000000"/>
           <w:sz w:val="21"/>
         </w:rPr>
-        <w:t>推荐使用项目自带的启动脚本，可一键启动全部 5 个服务：</w:t>
+        <w:t>推荐使用项目自带的启动脚本，可一键启动全部 6 个服务：</w:t>
       </w:r>
     </w:p>
     <w:p>
@@ -2380,6 +2884,42 @@
           <w:sz w:val="18"/>
           <w:rFonts w:ascii="Consolas" w:hAnsi="Consolas" w:eastAsia="宋体"/>
         </w:rPr>
+        <w:t># 或在 Windows 上:</w:t>
+      </w:r>
+    </w:p>
+    <w:p>
+      <w:pPr>
+        <w:spacing w:line="276" w:lineRule="auto" w:before="0" w:after="0"/>
+        <w:ind w:left="227"/>
+        <w:shd w:val="clear" w:color="auto" w:fill="F2F2F2"/>
+      </w:pPr>
+      <w:r>
+        <w:rPr>
+          <w:rFonts w:ascii="Times New Roman" w:hAnsi="Times New Roman" w:eastAsia="宋体" w:cs="Times New Roman"/>
+          <w:b w:val="0"/>
+          <w:i w:val="0"/>
+          <w:color w:val="000000"/>
+          <w:sz w:val="18"/>
+          <w:rFonts w:ascii="Consolas" w:hAnsi="Consolas" w:eastAsia="宋体"/>
+        </w:rPr>
+        <w:t>scripts\start-all-services.bat</w:t>
+      </w:r>
+    </w:p>
+    <w:p>
+      <w:pPr>
+        <w:spacing w:line="276" w:lineRule="auto" w:before="0" w:after="0"/>
+        <w:ind w:left="227"/>
+        <w:shd w:val="clear" w:color="auto" w:fill="F2F2F2"/>
+      </w:pPr>
+      <w:r>
+        <w:rPr>
+          <w:rFonts w:ascii="Times New Roman" w:hAnsi="Times New Roman" w:eastAsia="宋体" w:cs="Times New Roman"/>
+          <w:b w:val="0"/>
+          <w:i w:val="0"/>
+          <w:color w:val="000000"/>
+          <w:sz w:val="18"/>
+          <w:rFonts w:ascii="Consolas" w:hAnsi="Consolas" w:eastAsia="宋体"/>
+        </w:rPr>
         <w:t xml:space="preserve"> </w:t>
       </w:r>
     </w:p>
@@ -2488,6 +3028,24 @@
           <w:sz w:val="18"/>
           <w:rFonts w:ascii="Consolas" w:hAnsi="Consolas" w:eastAsia="宋体"/>
         </w:rPr>
+        <w:t>#   [OK  ] log-service            port 8085</w:t>
+      </w:r>
+    </w:p>
+    <w:p>
+      <w:pPr>
+        <w:spacing w:line="276" w:lineRule="auto" w:before="0" w:after="0"/>
+        <w:ind w:left="227"/>
+        <w:shd w:val="clear" w:color="auto" w:fill="F2F2F2"/>
+      </w:pPr>
+      <w:r>
+        <w:rPr>
+          <w:rFonts w:ascii="Times New Roman" w:hAnsi="Times New Roman" w:eastAsia="宋体" w:cs="Times New Roman"/>
+          <w:b w:val="0"/>
+          <w:i w:val="0"/>
+          <w:color w:val="000000"/>
+          <w:sz w:val="18"/>
+          <w:rFonts w:ascii="Consolas" w:hAnsi="Consolas" w:eastAsia="宋体"/>
+        </w:rPr>
         <w:t>#   [OK  ] gateway                port 9000</w:t>
       </w:r>
     </w:p>
@@ -2614,6 +3172,24 @@
           <w:sz w:val="18"/>
           <w:rFonts w:ascii="Consolas" w:hAnsi="Consolas" w:eastAsia="宋体"/>
         </w:rPr>
+        <w:t>java -jar log-service/target/log-service-1.0.0-SNAPSHOT.jar</w:t>
+      </w:r>
+    </w:p>
+    <w:p>
+      <w:pPr>
+        <w:spacing w:line="276" w:lineRule="auto" w:before="0" w:after="0"/>
+        <w:ind w:left="227"/>
+        <w:shd w:val="clear" w:color="auto" w:fill="F2F2F2"/>
+      </w:pPr>
+      <w:r>
+        <w:rPr>
+          <w:rFonts w:ascii="Times New Roman" w:hAnsi="Times New Roman" w:eastAsia="宋体" w:cs="Times New Roman"/>
+          <w:b w:val="0"/>
+          <w:i w:val="0"/>
+          <w:color w:val="000000"/>
+          <w:sz w:val="18"/>
+          <w:rFonts w:ascii="Consolas" w:hAnsi="Consolas" w:eastAsia="宋体"/>
+        </w:rPr>
         <w:t>java -jar gateway/target/gateway-1.0.0-SNAPSHOT.jar</w:t>
       </w:r>
     </w:p>
@@ -2673,6 +3249,528 @@
     </w:p>
     <w:p>
       <w:pPr>
+        <w:spacing w:line="276" w:lineRule="auto" w:before="0" w:after="0"/>
+        <w:ind w:left="227"/>
+        <w:shd w:val="clear" w:color="auto" w:fill="F2F2F2"/>
+      </w:pPr>
+      <w:r>
+        <w:rPr>
+          <w:rFonts w:ascii="Times New Roman" w:hAnsi="Times New Roman" w:eastAsia="宋体" w:cs="Times New Roman"/>
+          <w:b w:val="0"/>
+          <w:i w:val="0"/>
+          <w:color w:val="000000"/>
+          <w:sz w:val="18"/>
+          <w:rFonts w:ascii="Consolas" w:hAnsi="Consolas" w:eastAsia="宋体"/>
+        </w:rPr>
+        <w:t># 或在 Windows 上:</w:t>
+      </w:r>
+    </w:p>
+    <w:p>
+      <w:pPr>
+        <w:spacing w:line="276" w:lineRule="auto" w:before="0" w:after="0"/>
+        <w:ind w:left="227"/>
+        <w:shd w:val="clear" w:color="auto" w:fill="F2F2F2"/>
+      </w:pPr>
+      <w:r>
+        <w:rPr>
+          <w:rFonts w:ascii="Times New Roman" w:hAnsi="Times New Roman" w:eastAsia="宋体" w:cs="Times New Roman"/>
+          <w:b w:val="0"/>
+          <w:i w:val="0"/>
+          <w:color w:val="000000"/>
+          <w:sz w:val="18"/>
+          <w:rFonts w:ascii="Consolas" w:hAnsi="Consolas" w:eastAsia="宋体"/>
+        </w:rPr>
+        <w:t>scripts\stop-all-services.bat</w:t>
+      </w:r>
+    </w:p>
+    <w:p>
+      <w:pPr>
+        <w:pStyle w:val="Heading3"/>
+        <w:spacing w:before="160" w:after="120"/>
+        <w:jc w:val="left"/>
+      </w:pPr>
+      <w:r>
+        <w:rPr>
+          <w:rFonts w:ascii="Times New Roman" w:hAnsi="Times New Roman" w:eastAsia="宋体" w:cs="Times New Roman"/>
+          <w:b/>
+          <w:i w:val="0"/>
+          <w:color w:val="000000"/>
+          <w:sz w:val="28"/>
+        </w:rPr>
+        <w:t>4.5.1 批处理脚本的可移植性</w:t>
+      </w:r>
+    </w:p>
+    <w:p>
+      <w:pPr>
+        <w:spacing w:before="0" w:after="80" w:line="360" w:lineRule="auto"/>
+        <w:ind w:firstLine="420"/>
+        <w:jc w:val="both"/>
+      </w:pPr>
+      <w:r>
+        <w:rPr>
+          <w:rFonts w:ascii="Times New Roman" w:hAnsi="Times New Roman" w:eastAsia="宋体" w:cs="Times New Roman"/>
+          <w:b w:val="0"/>
+          <w:i w:val="0"/>
+          <w:color w:val="000000"/>
+          <w:sz w:val="21"/>
+        </w:rPr>
+        <w:t>本项目提供的 .bat 启动/停止脚本不写死 Java 路径与项目根目录，可在不同开发机上直接运行。脚本自动按以下顺序探测 JDK：</w:t>
+      </w:r>
+    </w:p>
+    <w:p>
+      <w:pPr>
+        <w:pStyle w:val="ListBullet"/>
+        <w:spacing w:before="0" w:after="0" w:line="336" w:lineRule="auto"/>
+        <w:ind w:left="420"/>
+      </w:pPr>
+      <w:r>
+        <w:rPr>
+          <w:rFonts w:ascii="Times New Roman" w:hAnsi="Times New Roman" w:eastAsia="宋体" w:cs="Times New Roman"/>
+          <w:b w:val="0"/>
+          <w:i w:val="0"/>
+          <w:color w:val="000000"/>
+          <w:sz w:val="21"/>
+        </w:rPr>
+        <w:t>%JAVA_HOME%\bin\java.exe (推荐, 通常由 IDE/系统安装时设置)</w:t>
+      </w:r>
+    </w:p>
+    <w:p>
+      <w:pPr>
+        <w:pStyle w:val="ListBullet"/>
+        <w:spacing w:before="0" w:after="0" w:line="336" w:lineRule="auto"/>
+        <w:ind w:left="420"/>
+      </w:pPr>
+      <w:r>
+        <w:rPr>
+          <w:rFonts w:ascii="Times New Roman" w:hAnsi="Times New Roman" w:eastAsia="宋体" w:cs="Times New Roman"/>
+          <w:b w:val="0"/>
+          <w:i w:val="0"/>
+          <w:color w:val="000000"/>
+          <w:sz w:val="21"/>
+        </w:rPr>
+        <w:t>where java 命令在 PATH 中查到的第一个 java.exe (回退方案)</w:t>
+      </w:r>
+    </w:p>
+    <w:p>
+      <w:pPr>
+        <w:pStyle w:val="ListBullet"/>
+        <w:spacing w:before="0" w:after="0" w:line="336" w:lineRule="auto"/>
+        <w:ind w:left="420"/>
+      </w:pPr>
+      <w:r>
+        <w:rPr>
+          <w:rFonts w:ascii="Times New Roman" w:hAnsi="Times New Roman" w:eastAsia="宋体" w:cs="Times New Roman"/>
+          <w:b w:val="0"/>
+          <w:i w:val="0"/>
+          <w:color w:val="000000"/>
+          <w:sz w:val="21"/>
+        </w:rPr>
+        <w:t>注册表 HKLM\SOFTWARE\JavaSoft\Java Runtime Environment\{version}\JavaHome (兜底)</w:t>
+      </w:r>
+    </w:p>
+    <w:p>
+      <w:pPr>
+        <w:spacing w:before="0" w:after="80" w:line="360" w:lineRule="auto"/>
+        <w:ind w:firstLine="420"/>
+        <w:jc w:val="both"/>
+      </w:pPr>
+      <w:r>
+        <w:rPr>
+          <w:rFonts w:ascii="Times New Roman" w:hAnsi="Times New Roman" w:eastAsia="宋体" w:cs="Times New Roman"/>
+          <w:b w:val="0"/>
+          <w:i w:val="0"/>
+          <w:color w:val="000000"/>
+          <w:sz w:val="21"/>
+        </w:rPr>
+        <w:t>项目根目录由脚本所在位置自动推断 (通过 %~dp0 解析)，再向上两级定位 e-mall 项目根，因此只要把整个 e-mall 目录复制到任意路径，scripts/ 下的 .bat 即可直接双击运行，无需改任何路径常量。</w:t>
+      </w:r>
+    </w:p>
+    <w:p>
+      <w:pPr>
+        <w:spacing w:line="276" w:lineRule="auto" w:before="40" w:after="40"/>
+        <w:ind w:left="227"/>
+        <w:shd w:val="clear" w:color="auto" w:fill="F2F2F2"/>
+        <w:pBdr>
+          <w:top w:val="single" w:sz="4" w:color="000000"/>
+          <w:left w:val="single" w:sz="4" w:color="000000"/>
+          <w:bottom w:val="single" w:sz="4" w:color="000000"/>
+          <w:right w:val="single" w:sz="4" w:color="000000"/>
+        </w:pBdr>
+      </w:pPr>
+      <w:r>
+        <w:rPr>
+          <w:rFonts w:ascii="Times New Roman" w:hAnsi="Times New Roman" w:eastAsia="宋体" w:cs="Times New Roman"/>
+          <w:b w:val="0"/>
+          <w:i w:val="0"/>
+          <w:color w:val="000000"/>
+          <w:sz w:val="18"/>
+          <w:rFonts w:ascii="Consolas" w:hAnsi="Consolas" w:eastAsia="宋体"/>
+        </w:rPr>
+        <w:t>REM start-all-services.bat 中的关键片段</w:t>
+      </w:r>
+    </w:p>
+    <w:p>
+      <w:pPr>
+        <w:spacing w:line="276" w:lineRule="auto" w:before="0" w:after="0"/>
+        <w:ind w:left="227"/>
+        <w:shd w:val="clear" w:color="auto" w:fill="F2F2F2"/>
+      </w:pPr>
+      <w:r>
+        <w:rPr>
+          <w:rFonts w:ascii="Times New Roman" w:hAnsi="Times New Roman" w:eastAsia="宋体" w:cs="Times New Roman"/>
+          <w:b w:val="0"/>
+          <w:i w:val="0"/>
+          <w:color w:val="000000"/>
+          <w:sz w:val="18"/>
+          <w:rFonts w:ascii="Consolas" w:hAnsi="Consolas" w:eastAsia="宋体"/>
+        </w:rPr>
+        <w:t>setlocal EnableExtensions EnableDelayedExpansion</w:t>
+      </w:r>
+    </w:p>
+    <w:p>
+      <w:pPr>
+        <w:spacing w:line="276" w:lineRule="auto" w:before="0" w:after="0"/>
+        <w:ind w:left="227"/>
+        <w:shd w:val="clear" w:color="auto" w:fill="F2F2F2"/>
+      </w:pPr>
+      <w:r>
+        <w:rPr>
+          <w:rFonts w:ascii="Times New Roman" w:hAnsi="Times New Roman" w:eastAsia="宋体" w:cs="Times New Roman"/>
+          <w:b w:val="0"/>
+          <w:i w:val="0"/>
+          <w:color w:val="000000"/>
+          <w:sz w:val="18"/>
+          <w:rFonts w:ascii="Consolas" w:hAnsi="Consolas" w:eastAsia="宋体"/>
+        </w:rPr>
+        <w:t>for %%I in (.) do set "SCRIPT_DIR=%%~dpI"</w:t>
+      </w:r>
+    </w:p>
+    <w:p>
+      <w:pPr>
+        <w:spacing w:line="276" w:lineRule="auto" w:before="0" w:after="0"/>
+        <w:ind w:left="227"/>
+        <w:shd w:val="clear" w:color="auto" w:fill="F2F2F2"/>
+      </w:pPr>
+      <w:r>
+        <w:rPr>
+          <w:rFonts w:ascii="Times New Roman" w:hAnsi="Times New Roman" w:eastAsia="宋体" w:cs="Times New Roman"/>
+          <w:b w:val="0"/>
+          <w:i w:val="0"/>
+          <w:color w:val="000000"/>
+          <w:sz w:val="18"/>
+          <w:rFonts w:ascii="Consolas" w:hAnsi="Consolas" w:eastAsia="宋体"/>
+        </w:rPr>
+        <w:t>for %%I in ("%SCRIPT_DIR%..\..") do set "BASE_DIR=%%~fI"</w:t>
+      </w:r>
+    </w:p>
+    <w:p>
+      <w:pPr>
+        <w:spacing w:line="276" w:lineRule="auto" w:before="0" w:after="0"/>
+        <w:ind w:left="227"/>
+        <w:shd w:val="clear" w:color="auto" w:fill="F2F2F2"/>
+      </w:pPr>
+      <w:r>
+        <w:rPr>
+          <w:rFonts w:ascii="Times New Roman" w:hAnsi="Times New Roman" w:eastAsia="宋体" w:cs="Times New Roman"/>
+          <w:b w:val="0"/>
+          <w:i w:val="0"/>
+          <w:color w:val="000000"/>
+          <w:sz w:val="18"/>
+          <w:rFonts w:ascii="Consolas" w:hAnsi="Consolas" w:eastAsia="宋体"/>
+        </w:rPr>
+        <w:t>echo Project root: %BASE_DIR%</w:t>
+      </w:r>
+    </w:p>
+    <w:p>
+      <w:pPr>
+        <w:spacing w:line="276" w:lineRule="auto" w:before="0" w:after="0"/>
+        <w:ind w:left="227"/>
+        <w:shd w:val="clear" w:color="auto" w:fill="F2F2F2"/>
+      </w:pPr>
+      <w:r>
+        <w:rPr>
+          <w:rFonts w:ascii="Times New Roman" w:hAnsi="Times New Roman" w:eastAsia="宋体" w:cs="Times New Roman"/>
+          <w:b w:val="0"/>
+          <w:i w:val="0"/>
+          <w:color w:val="000000"/>
+          <w:sz w:val="18"/>
+          <w:rFonts w:ascii="Consolas" w:hAnsi="Consolas" w:eastAsia="宋体"/>
+        </w:rPr>
+        <w:t xml:space="preserve"> </w:t>
+      </w:r>
+    </w:p>
+    <w:p>
+      <w:pPr>
+        <w:spacing w:line="276" w:lineRule="auto" w:before="0" w:after="0"/>
+        <w:ind w:left="227"/>
+        <w:shd w:val="clear" w:color="auto" w:fill="F2F2F2"/>
+      </w:pPr>
+      <w:r>
+        <w:rPr>
+          <w:rFonts w:ascii="Times New Roman" w:hAnsi="Times New Roman" w:eastAsia="宋体" w:cs="Times New Roman"/>
+          <w:b w:val="0"/>
+          <w:i w:val="0"/>
+          <w:color w:val="000000"/>
+          <w:sz w:val="18"/>
+          <w:rFonts w:ascii="Consolas" w:hAnsi="Consolas" w:eastAsia="宋体"/>
+        </w:rPr>
+        <w:t>REM JDK 探测</w:t>
+      </w:r>
+    </w:p>
+    <w:p>
+      <w:pPr>
+        <w:spacing w:line="276" w:lineRule="auto" w:before="0" w:after="0"/>
+        <w:ind w:left="227"/>
+        <w:shd w:val="clear" w:color="auto" w:fill="F2F2F2"/>
+      </w:pPr>
+      <w:r>
+        <w:rPr>
+          <w:rFonts w:ascii="Times New Roman" w:hAnsi="Times New Roman" w:eastAsia="宋体" w:cs="Times New Roman"/>
+          <w:b w:val="0"/>
+          <w:i w:val="0"/>
+          <w:color w:val="000000"/>
+          <w:sz w:val="18"/>
+          <w:rFonts w:ascii="Consolas" w:hAnsi="Consolas" w:eastAsia="宋体"/>
+        </w:rPr>
+        <w:t>set "JAVA_EXE="</w:t>
+      </w:r>
+    </w:p>
+    <w:p>
+      <w:pPr>
+        <w:spacing w:line="276" w:lineRule="auto" w:before="0" w:after="0"/>
+        <w:ind w:left="227"/>
+        <w:shd w:val="clear" w:color="auto" w:fill="F2F2F2"/>
+      </w:pPr>
+      <w:r>
+        <w:rPr>
+          <w:rFonts w:ascii="Times New Roman" w:hAnsi="Times New Roman" w:eastAsia="宋体" w:cs="Times New Roman"/>
+          <w:b w:val="0"/>
+          <w:i w:val="0"/>
+          <w:color w:val="000000"/>
+          <w:sz w:val="18"/>
+          <w:rFonts w:ascii="Consolas" w:hAnsi="Consolas" w:eastAsia="宋体"/>
+        </w:rPr>
+        <w:t>if defined JAVA_HOME if exist "%JAVA_HOME%\bin\java.exe" set "JAVA_EXE=%JAVA_HOME%\bin\java.exe"</w:t>
+      </w:r>
+    </w:p>
+    <w:p>
+      <w:pPr>
+        <w:spacing w:line="276" w:lineRule="auto" w:before="0" w:after="0"/>
+        <w:ind w:left="227"/>
+        <w:shd w:val="clear" w:color="auto" w:fill="F2F2F2"/>
+      </w:pPr>
+      <w:r>
+        <w:rPr>
+          <w:rFonts w:ascii="Times New Roman" w:hAnsi="Times New Roman" w:eastAsia="宋体" w:cs="Times New Roman"/>
+          <w:b w:val="0"/>
+          <w:i w:val="0"/>
+          <w:color w:val="000000"/>
+          <w:sz w:val="18"/>
+          <w:rFonts w:ascii="Consolas" w:hAnsi="Consolas" w:eastAsia="宋体"/>
+        </w:rPr>
+        <w:t>if not defined JAVA_EXE (</w:t>
+      </w:r>
+    </w:p>
+    <w:p>
+      <w:pPr>
+        <w:spacing w:line="276" w:lineRule="auto" w:before="0" w:after="0"/>
+        <w:ind w:left="227"/>
+        <w:shd w:val="clear" w:color="auto" w:fill="F2F2F2"/>
+      </w:pPr>
+      <w:r>
+        <w:rPr>
+          <w:rFonts w:ascii="Times New Roman" w:hAnsi="Times New Roman" w:eastAsia="宋体" w:cs="Times New Roman"/>
+          <w:b w:val="0"/>
+          <w:i w:val="0"/>
+          <w:color w:val="000000"/>
+          <w:sz w:val="18"/>
+          <w:rFonts w:ascii="Consolas" w:hAnsi="Consolas" w:eastAsia="宋体"/>
+        </w:rPr>
+        <w:t xml:space="preserve">    for /f "delims=" %%J in ('where java 2^&gt;nul') do (</w:t>
+      </w:r>
+    </w:p>
+    <w:p>
+      <w:pPr>
+        <w:spacing w:line="276" w:lineRule="auto" w:before="0" w:after="0"/>
+        <w:ind w:left="227"/>
+        <w:shd w:val="clear" w:color="auto" w:fill="F2F2F2"/>
+      </w:pPr>
+      <w:r>
+        <w:rPr>
+          <w:rFonts w:ascii="Times New Roman" w:hAnsi="Times New Roman" w:eastAsia="宋体" w:cs="Times New Roman"/>
+          <w:b w:val="0"/>
+          <w:i w:val="0"/>
+          <w:color w:val="000000"/>
+          <w:sz w:val="18"/>
+          <w:rFonts w:ascii="Consolas" w:hAnsi="Consolas" w:eastAsia="宋体"/>
+        </w:rPr>
+        <w:t xml:space="preserve">        if not defined JAVA_EXE set "JAVA_EXE=%%J"</w:t>
+      </w:r>
+    </w:p>
+    <w:p>
+      <w:pPr>
+        <w:spacing w:line="276" w:lineRule="auto" w:before="0" w:after="0"/>
+        <w:ind w:left="227"/>
+        <w:shd w:val="clear" w:color="auto" w:fill="F2F2F2"/>
+      </w:pPr>
+      <w:r>
+        <w:rPr>
+          <w:rFonts w:ascii="Times New Roman" w:hAnsi="Times New Roman" w:eastAsia="宋体" w:cs="Times New Roman"/>
+          <w:b w:val="0"/>
+          <w:i w:val="0"/>
+          <w:color w:val="000000"/>
+          <w:sz w:val="18"/>
+          <w:rFonts w:ascii="Consolas" w:hAnsi="Consolas" w:eastAsia="宋体"/>
+        </w:rPr>
+        <w:t xml:space="preserve">    )</w:t>
+      </w:r>
+    </w:p>
+    <w:p>
+      <w:pPr>
+        <w:spacing w:line="276" w:lineRule="auto" w:before="0" w:after="0"/>
+        <w:ind w:left="227"/>
+        <w:shd w:val="clear" w:color="auto" w:fill="F2F2F2"/>
+      </w:pPr>
+      <w:r>
+        <w:rPr>
+          <w:rFonts w:ascii="Times New Roman" w:hAnsi="Times New Roman" w:eastAsia="宋体" w:cs="Times New Roman"/>
+          <w:b w:val="0"/>
+          <w:i w:val="0"/>
+          <w:color w:val="000000"/>
+          <w:sz w:val="18"/>
+          <w:rFonts w:ascii="Consolas" w:hAnsi="Consolas" w:eastAsia="宋体"/>
+        </w:rPr>
+        <w:t>)</w:t>
+      </w:r>
+    </w:p>
+    <w:p>
+      <w:pPr>
+        <w:spacing w:line="276" w:lineRule="auto" w:before="0" w:after="0"/>
+        <w:ind w:left="227"/>
+        <w:shd w:val="clear" w:color="auto" w:fill="F2F2F2"/>
+      </w:pPr>
+      <w:r>
+        <w:rPr>
+          <w:rFonts w:ascii="Times New Roman" w:hAnsi="Times New Roman" w:eastAsia="宋体" w:cs="Times New Roman"/>
+          <w:b w:val="0"/>
+          <w:i w:val="0"/>
+          <w:color w:val="000000"/>
+          <w:sz w:val="18"/>
+          <w:rFonts w:ascii="Consolas" w:hAnsi="Consolas" w:eastAsia="宋体"/>
+        </w:rPr>
+        <w:t>if not defined JAVA_EXE (</w:t>
+      </w:r>
+    </w:p>
+    <w:p>
+      <w:pPr>
+        <w:spacing w:line="276" w:lineRule="auto" w:before="0" w:after="0"/>
+        <w:ind w:left="227"/>
+        <w:shd w:val="clear" w:color="auto" w:fill="F2F2F2"/>
+      </w:pPr>
+      <w:r>
+        <w:rPr>
+          <w:rFonts w:ascii="Times New Roman" w:hAnsi="Times New Roman" w:eastAsia="宋体" w:cs="Times New Roman"/>
+          <w:b w:val="0"/>
+          <w:i w:val="0"/>
+          <w:color w:val="000000"/>
+          <w:sz w:val="18"/>
+          <w:rFonts w:ascii="Consolas" w:hAnsi="Consolas" w:eastAsia="宋体"/>
+        </w:rPr>
+        <w:t xml:space="preserve">    for /f "tokens=2*" %%K in ('reg query "HKLM\SOFTWARE\JavaSoft\Java Runtime Environment" /v CurrentVersion 2^&gt;nul') do (</w:t>
+      </w:r>
+    </w:p>
+    <w:p>
+      <w:pPr>
+        <w:spacing w:line="276" w:lineRule="auto" w:before="0" w:after="0"/>
+        <w:ind w:left="227"/>
+        <w:shd w:val="clear" w:color="auto" w:fill="F2F2F2"/>
+      </w:pPr>
+      <w:r>
+        <w:rPr>
+          <w:rFonts w:ascii="Times New Roman" w:hAnsi="Times New Roman" w:eastAsia="宋体" w:cs="Times New Roman"/>
+          <w:b w:val="0"/>
+          <w:i w:val="0"/>
+          <w:color w:val="000000"/>
+          <w:sz w:val="18"/>
+          <w:rFonts w:ascii="Consolas" w:hAnsi="Consolas" w:eastAsia="宋体"/>
+        </w:rPr>
+        <w:t xml:space="preserve">        for /f "tokens=2*" %%L in ('reg query "HKLM\SOFTWARE\JavaSoft\Java Runtime Environment\%%K" /v JavaHome 2^&gt;nul') do (</w:t>
+      </w:r>
+    </w:p>
+    <w:p>
+      <w:pPr>
+        <w:spacing w:line="276" w:lineRule="auto" w:before="0" w:after="0"/>
+        <w:ind w:left="227"/>
+        <w:shd w:val="clear" w:color="auto" w:fill="F2F2F2"/>
+      </w:pPr>
+      <w:r>
+        <w:rPr>
+          <w:rFonts w:ascii="Times New Roman" w:hAnsi="Times New Roman" w:eastAsia="宋体" w:cs="Times New Roman"/>
+          <w:b w:val="0"/>
+          <w:i w:val="0"/>
+          <w:color w:val="000000"/>
+          <w:sz w:val="18"/>
+          <w:rFonts w:ascii="Consolas" w:hAnsi="Consolas" w:eastAsia="宋体"/>
+        </w:rPr>
+        <w:t xml:space="preserve">            set "JAVA_EXE=%%L\bin\java.exe"</w:t>
+      </w:r>
+    </w:p>
+    <w:p>
+      <w:pPr>
+        <w:spacing w:line="276" w:lineRule="auto" w:before="0" w:after="0"/>
+        <w:ind w:left="227"/>
+        <w:shd w:val="clear" w:color="auto" w:fill="F2F2F2"/>
+      </w:pPr>
+      <w:r>
+        <w:rPr>
+          <w:rFonts w:ascii="Times New Roman" w:hAnsi="Times New Roman" w:eastAsia="宋体" w:cs="Times New Roman"/>
+          <w:b w:val="0"/>
+          <w:i w:val="0"/>
+          <w:color w:val="000000"/>
+          <w:sz w:val="18"/>
+          <w:rFonts w:ascii="Consolas" w:hAnsi="Consolas" w:eastAsia="宋体"/>
+        </w:rPr>
+        <w:t xml:space="preserve">        )</w:t>
+      </w:r>
+    </w:p>
+    <w:p>
+      <w:pPr>
+        <w:spacing w:line="276" w:lineRule="auto" w:before="0" w:after="0"/>
+        <w:ind w:left="227"/>
+        <w:shd w:val="clear" w:color="auto" w:fill="F2F2F2"/>
+      </w:pPr>
+      <w:r>
+        <w:rPr>
+          <w:rFonts w:ascii="Times New Roman" w:hAnsi="Times New Roman" w:eastAsia="宋体" w:cs="Times New Roman"/>
+          <w:b w:val="0"/>
+          <w:i w:val="0"/>
+          <w:color w:val="000000"/>
+          <w:sz w:val="18"/>
+          <w:rFonts w:ascii="Consolas" w:hAnsi="Consolas" w:eastAsia="宋体"/>
+        </w:rPr>
+        <w:t xml:space="preserve">    )</w:t>
+      </w:r>
+    </w:p>
+    <w:p>
+      <w:pPr>
+        <w:spacing w:line="276" w:lineRule="auto" w:before="0" w:after="0"/>
+        <w:ind w:left="227"/>
+        <w:shd w:val="clear" w:color="auto" w:fill="F2F2F2"/>
+      </w:pPr>
+      <w:r>
+        <w:rPr>
+          <w:rFonts w:ascii="Times New Roman" w:hAnsi="Times New Roman" w:eastAsia="宋体" w:cs="Times New Roman"/>
+          <w:b w:val="0"/>
+          <w:i w:val="0"/>
+          <w:color w:val="000000"/>
+          <w:sz w:val="18"/>
+          <w:rFonts w:ascii="Consolas" w:hAnsi="Consolas" w:eastAsia="宋体"/>
+        </w:rPr>
+        <w:t>)</w:t>
+      </w:r>
+    </w:p>
+    <w:p>
+      <w:pPr>
         <w:pStyle w:val="Heading2"/>
         <w:spacing w:before="160" w:after="120"/>
         <w:jc w:val="left"/>
@@ -3486,7 +4584,7 @@
           <w:color w:val="000000"/>
           <w:sz w:val="21"/>
         </w:rPr>
-        <w:t>Nacos 控制台 (http://localhost:8848/nacos) → 服务管理 → 服务列表，应看到 5 个服务均已注册。</w:t>
+        <w:t>Nacos 控制台 (http://localhost:8848/nacos) → 服务管理 → 服务列表，应看到 6 个服务均已注册。</w:t>
       </w:r>
     </w:p>
     <w:p>
@@ -3504,6 +4602,23 @@
           <w:sz w:val="21"/>
         </w:rPr>
         <w:t>Sentinel 控制台 (http://localhost:8858) → 簇点链路，应能看到 order-service 的 createOrder 资源。</w:t>
+      </w:r>
+    </w:p>
+    <w:p>
+      <w:pPr>
+        <w:pStyle w:val="ListBullet"/>
+        <w:spacing w:before="0" w:after="0" w:line="336" w:lineRule="auto"/>
+        <w:ind w:left="420"/>
+      </w:pPr>
+      <w:r>
+        <w:rPr>
+          <w:rFonts w:ascii="Times New Roman" w:hAnsi="Times New Roman" w:eastAsia="宋体" w:cs="Times New Roman"/>
+          <w:b w:val="0"/>
+          <w:i w:val="0"/>
+          <w:color w:val="000000"/>
+          <w:sz w:val="21"/>
+        </w:rPr>
+        <w:t>RabbitMQ 控制台 (http://localhost:15672, guest/guest) → Queues，应看到 emall.product.order.queue 与 emall.log.order.queue 两个队列。</w:t>
       </w:r>
     </w:p>
     <w:p>
@@ -3706,7 +4821,313 @@
           <w:sz w:val="18"/>
           <w:rFonts w:ascii="Consolas" w:hAnsi="Consolas" w:eastAsia="宋体"/>
         </w:rPr>
-        <w:t xml:space="preserve">  -d '{"username":"test","password":"123456"}'</w:t>
+        <w:t xml:space="preserve">  -d '{"username":"admin","password":"admin123"}'</w:t>
+      </w:r>
+    </w:p>
+    <w:p>
+      <w:pPr>
+        <w:spacing w:line="276" w:lineRule="auto" w:before="0" w:after="0"/>
+        <w:ind w:left="227"/>
+        <w:shd w:val="clear" w:color="auto" w:fill="F2F2F2"/>
+      </w:pPr>
+      <w:r>
+        <w:rPr>
+          <w:rFonts w:ascii="Times New Roman" w:hAnsi="Times New Roman" w:eastAsia="宋体" w:cs="Times New Roman"/>
+          <w:b w:val="0"/>
+          <w:i w:val="0"/>
+          <w:color w:val="000000"/>
+          <w:sz w:val="18"/>
+          <w:rFonts w:ascii="Consolas" w:hAnsi="Consolas" w:eastAsia="宋体"/>
+        </w:rPr>
+        <w:t xml:space="preserve"> </w:t>
+      </w:r>
+    </w:p>
+    <w:p>
+      <w:pPr>
+        <w:spacing w:line="276" w:lineRule="auto" w:before="0" w:after="0"/>
+        <w:ind w:left="227"/>
+        <w:shd w:val="clear" w:color="auto" w:fill="F2F2F2"/>
+      </w:pPr>
+      <w:r>
+        <w:rPr>
+          <w:rFonts w:ascii="Times New Roman" w:hAnsi="Times New Roman" w:eastAsia="宋体" w:cs="Times New Roman"/>
+          <w:b w:val="0"/>
+          <w:i w:val="0"/>
+          <w:color w:val="000000"/>
+          <w:sz w:val="18"/>
+          <w:rFonts w:ascii="Consolas" w:hAnsi="Consolas" w:eastAsia="宋体"/>
+        </w:rPr>
+        <w:t># 管理员 token 调日志接口</w:t>
+      </w:r>
+    </w:p>
+    <w:p>
+      <w:pPr>
+        <w:spacing w:line="276" w:lineRule="auto" w:before="0" w:after="0"/>
+        <w:ind w:left="227"/>
+        <w:shd w:val="clear" w:color="auto" w:fill="F2F2F2"/>
+      </w:pPr>
+      <w:r>
+        <w:rPr>
+          <w:rFonts w:ascii="Times New Roman" w:hAnsi="Times New Roman" w:eastAsia="宋体" w:cs="Times New Roman"/>
+          <w:b w:val="0"/>
+          <w:i w:val="0"/>
+          <w:color w:val="000000"/>
+          <w:sz w:val="18"/>
+          <w:rFonts w:ascii="Consolas" w:hAnsi="Consolas" w:eastAsia="宋体"/>
+        </w:rPr>
+        <w:t>curl http://localhost:9000/api/log/files \</w:t>
+      </w:r>
+    </w:p>
+    <w:p>
+      <w:pPr>
+        <w:spacing w:line="276" w:lineRule="auto" w:before="0" w:after="0"/>
+        <w:ind w:left="227"/>
+        <w:shd w:val="clear" w:color="auto" w:fill="F2F2F2"/>
+      </w:pPr>
+      <w:r>
+        <w:rPr>
+          <w:rFonts w:ascii="Times New Roman" w:hAnsi="Times New Roman" w:eastAsia="宋体" w:cs="Times New Roman"/>
+          <w:b w:val="0"/>
+          <w:i w:val="0"/>
+          <w:color w:val="000000"/>
+          <w:sz w:val="18"/>
+          <w:rFonts w:ascii="Consolas" w:hAnsi="Consolas" w:eastAsia="宋体"/>
+        </w:rPr>
+        <w:t xml:space="preserve">  -H "Authorization: Bearer &lt;admin_token&gt;"</w:t>
+      </w:r>
+    </w:p>
+    <w:p>
+      <w:pPr>
+        <w:spacing w:line="276" w:lineRule="auto" w:before="0" w:after="0"/>
+        <w:ind w:left="227"/>
+        <w:shd w:val="clear" w:color="auto" w:fill="F2F2F2"/>
+      </w:pPr>
+      <w:r>
+        <w:rPr>
+          <w:rFonts w:ascii="Times New Roman" w:hAnsi="Times New Roman" w:eastAsia="宋体" w:cs="Times New Roman"/>
+          <w:b w:val="0"/>
+          <w:i w:val="0"/>
+          <w:color w:val="000000"/>
+          <w:sz w:val="18"/>
+          <w:rFonts w:ascii="Consolas" w:hAnsi="Consolas" w:eastAsia="宋体"/>
+        </w:rPr>
+        <w:t xml:space="preserve"> </w:t>
+      </w:r>
+    </w:p>
+    <w:p>
+      <w:pPr>
+        <w:spacing w:line="276" w:lineRule="auto" w:before="0" w:after="0"/>
+        <w:ind w:left="227"/>
+        <w:shd w:val="clear" w:color="auto" w:fill="F2F2F2"/>
+      </w:pPr>
+      <w:r>
+        <w:rPr>
+          <w:rFonts w:ascii="Times New Roman" w:hAnsi="Times New Roman" w:eastAsia="宋体" w:cs="Times New Roman"/>
+          <w:b w:val="0"/>
+          <w:i w:val="0"/>
+          <w:color w:val="000000"/>
+          <w:sz w:val="18"/>
+          <w:rFonts w:ascii="Consolas" w:hAnsi="Consolas" w:eastAsia="宋体"/>
+        </w:rPr>
+        <w:t># 管理员 token 查询 RabbitMQ 事件统计</w:t>
+      </w:r>
+    </w:p>
+    <w:p>
+      <w:pPr>
+        <w:spacing w:line="276" w:lineRule="auto" w:before="0" w:after="0"/>
+        <w:ind w:left="227"/>
+        <w:shd w:val="clear" w:color="auto" w:fill="F2F2F2"/>
+      </w:pPr>
+      <w:r>
+        <w:rPr>
+          <w:rFonts w:ascii="Times New Roman" w:hAnsi="Times New Roman" w:eastAsia="宋体" w:cs="Times New Roman"/>
+          <w:b w:val="0"/>
+          <w:i w:val="0"/>
+          <w:color w:val="000000"/>
+          <w:sz w:val="18"/>
+          <w:rFonts w:ascii="Consolas" w:hAnsi="Consolas" w:eastAsia="宋体"/>
+        </w:rPr>
+        <w:t>curl 'http://localhost:9000/api/product/admin/mq/events?limit=10' \</w:t>
+      </w:r>
+    </w:p>
+    <w:p>
+      <w:pPr>
+        <w:spacing w:line="276" w:lineRule="auto" w:before="0" w:after="0"/>
+        <w:ind w:left="227"/>
+        <w:shd w:val="clear" w:color="auto" w:fill="F2F2F2"/>
+      </w:pPr>
+      <w:r>
+        <w:rPr>
+          <w:rFonts w:ascii="Times New Roman" w:hAnsi="Times New Roman" w:eastAsia="宋体" w:cs="Times New Roman"/>
+          <w:b w:val="0"/>
+          <w:i w:val="0"/>
+          <w:color w:val="000000"/>
+          <w:sz w:val="18"/>
+          <w:rFonts w:ascii="Consolas" w:hAnsi="Consolas" w:eastAsia="宋体"/>
+        </w:rPr>
+        <w:t xml:space="preserve">  -H "Authorization: Bearer &lt;admin_token&gt;"</w:t>
+      </w:r>
+    </w:p>
+    <w:p>
+      <w:pPr>
+        <w:spacing w:line="276" w:lineRule="auto" w:before="0" w:after="0"/>
+        <w:ind w:left="227"/>
+        <w:shd w:val="clear" w:color="auto" w:fill="F2F2F2"/>
+      </w:pPr>
+      <w:r>
+        <w:rPr>
+          <w:rFonts w:ascii="Times New Roman" w:hAnsi="Times New Roman" w:eastAsia="宋体" w:cs="Times New Roman"/>
+          <w:b w:val="0"/>
+          <w:i w:val="0"/>
+          <w:color w:val="000000"/>
+          <w:sz w:val="18"/>
+          <w:rFonts w:ascii="Consolas" w:hAnsi="Consolas" w:eastAsia="宋体"/>
+        </w:rPr>
+        <w:t xml:space="preserve"> </w:t>
+      </w:r>
+    </w:p>
+    <w:p>
+      <w:pPr>
+        <w:spacing w:line="276" w:lineRule="auto" w:before="0" w:after="0"/>
+        <w:ind w:left="227"/>
+        <w:shd w:val="clear" w:color="auto" w:fill="F2F2F2"/>
+      </w:pPr>
+      <w:r>
+        <w:rPr>
+          <w:rFonts w:ascii="Times New Roman" w:hAnsi="Times New Roman" w:eastAsia="宋体" w:cs="Times New Roman"/>
+          <w:b w:val="0"/>
+          <w:i w:val="0"/>
+          <w:color w:val="000000"/>
+          <w:sz w:val="18"/>
+          <w:rFonts w:ascii="Consolas" w:hAnsi="Consolas" w:eastAsia="宋体"/>
+        </w:rPr>
+        <w:t># 触发订单事件 (RabbitMQ 端到端)</w:t>
+      </w:r>
+    </w:p>
+    <w:p>
+      <w:pPr>
+        <w:spacing w:line="276" w:lineRule="auto" w:before="0" w:after="0"/>
+        <w:ind w:left="227"/>
+        <w:shd w:val="clear" w:color="auto" w:fill="F2F2F2"/>
+      </w:pPr>
+      <w:r>
+        <w:rPr>
+          <w:rFonts w:ascii="Times New Roman" w:hAnsi="Times New Roman" w:eastAsia="宋体" w:cs="Times New Roman"/>
+          <w:b w:val="0"/>
+          <w:i w:val="0"/>
+          <w:color w:val="000000"/>
+          <w:sz w:val="18"/>
+          <w:rFonts w:ascii="Consolas" w:hAnsi="Consolas" w:eastAsia="宋体"/>
+        </w:rPr>
+        <w:t>curl -X POST http://localhost:9000/api/order/create \</w:t>
+      </w:r>
+    </w:p>
+    <w:p>
+      <w:pPr>
+        <w:spacing w:line="276" w:lineRule="auto" w:before="0" w:after="0"/>
+        <w:ind w:left="227"/>
+        <w:shd w:val="clear" w:color="auto" w:fill="F2F2F2"/>
+      </w:pPr>
+      <w:r>
+        <w:rPr>
+          <w:rFonts w:ascii="Times New Roman" w:hAnsi="Times New Roman" w:eastAsia="宋体" w:cs="Times New Roman"/>
+          <w:b w:val="0"/>
+          <w:i w:val="0"/>
+          <w:color w:val="000000"/>
+          <w:sz w:val="18"/>
+          <w:rFonts w:ascii="Consolas" w:hAnsi="Consolas" w:eastAsia="宋体"/>
+        </w:rPr>
+        <w:t xml:space="preserve">  -H "Authorization: Bearer &lt;user_token&gt;" \</w:t>
+      </w:r>
+    </w:p>
+    <w:p>
+      <w:pPr>
+        <w:spacing w:line="276" w:lineRule="auto" w:before="0" w:after="0"/>
+        <w:ind w:left="227"/>
+        <w:shd w:val="clear" w:color="auto" w:fill="F2F2F2"/>
+      </w:pPr>
+      <w:r>
+        <w:rPr>
+          <w:rFonts w:ascii="Times New Roman" w:hAnsi="Times New Roman" w:eastAsia="宋体" w:cs="Times New Roman"/>
+          <w:b w:val="0"/>
+          <w:i w:val="0"/>
+          <w:color w:val="000000"/>
+          <w:sz w:val="18"/>
+          <w:rFonts w:ascii="Consolas" w:hAnsi="Consolas" w:eastAsia="宋体"/>
+        </w:rPr>
+        <w:t xml:space="preserve">  -H 'Content-Type: application/json' \</w:t>
+      </w:r>
+    </w:p>
+    <w:p>
+      <w:pPr>
+        <w:spacing w:line="276" w:lineRule="auto" w:before="0" w:after="0"/>
+        <w:ind w:left="227"/>
+        <w:shd w:val="clear" w:color="auto" w:fill="F2F2F2"/>
+      </w:pPr>
+      <w:r>
+        <w:rPr>
+          <w:rFonts w:ascii="Times New Roman" w:hAnsi="Times New Roman" w:eastAsia="宋体" w:cs="Times New Roman"/>
+          <w:b w:val="0"/>
+          <w:i w:val="0"/>
+          <w:color w:val="000000"/>
+          <w:sz w:val="18"/>
+          <w:rFonts w:ascii="Consolas" w:hAnsi="Consolas" w:eastAsia="宋体"/>
+        </w:rPr>
+        <w:t xml:space="preserve">  -d '{"userId":1,"productId":1,"quantity":1,"address":"测试地址abc12345","remark":"verify mq"}'</w:t>
+      </w:r>
+    </w:p>
+    <w:p>
+      <w:pPr>
+        <w:spacing w:line="276" w:lineRule="auto" w:before="0" w:after="0"/>
+        <w:ind w:left="227"/>
+        <w:shd w:val="clear" w:color="auto" w:fill="F2F2F2"/>
+      </w:pPr>
+      <w:r>
+        <w:rPr>
+          <w:rFonts w:ascii="Times New Roman" w:hAnsi="Times New Roman" w:eastAsia="宋体" w:cs="Times New Roman"/>
+          <w:b w:val="0"/>
+          <w:i w:val="0"/>
+          <w:color w:val="000000"/>
+          <w:sz w:val="18"/>
+          <w:rFonts w:ascii="Consolas" w:hAnsi="Consolas" w:eastAsia="宋体"/>
+        </w:rPr>
+        <w:t># 然后:</w:t>
+      </w:r>
+    </w:p>
+    <w:p>
+      <w:pPr>
+        <w:spacing w:line="276" w:lineRule="auto" w:before="0" w:after="0"/>
+        <w:ind w:left="227"/>
+        <w:shd w:val="clear" w:color="auto" w:fill="F2F2F2"/>
+      </w:pPr>
+      <w:r>
+        <w:rPr>
+          <w:rFonts w:ascii="Times New Roman" w:hAnsi="Times New Roman" w:eastAsia="宋体" w:cs="Times New Roman"/>
+          <w:b w:val="0"/>
+          <w:i w:val="0"/>
+          <w:color w:val="000000"/>
+          <w:sz w:val="18"/>
+          <w:rFonts w:ascii="Consolas" w:hAnsi="Consolas" w:eastAsia="宋体"/>
+        </w:rPr>
+        <w:t>#   1) RabbitMQ 控制台 emall.product.order.queue 的 message_rate 应 &gt; 0</w:t>
+      </w:r>
+    </w:p>
+    <w:p>
+      <w:pPr>
+        <w:spacing w:line="276" w:lineRule="auto" w:before="0" w:after="0"/>
+        <w:ind w:left="227"/>
+        <w:shd w:val="clear" w:color="auto" w:fill="F2F2F2"/>
+      </w:pPr>
+      <w:r>
+        <w:rPr>
+          <w:rFonts w:ascii="Times New Roman" w:hAnsi="Times New Roman" w:eastAsia="宋体" w:cs="Times New Roman"/>
+          <w:b w:val="0"/>
+          <w:i w:val="0"/>
+          <w:color w:val="000000"/>
+          <w:sz w:val="18"/>
+          <w:rFonts w:ascii="Consolas" w:hAnsi="Consolas" w:eastAsia="宋体"/>
+        </w:rPr>
+        <w:t>#   2) log-service 控制台 logs/order-events-YYYY-MM-DD.log 应新增一行</w:t>
       </w:r>
     </w:p>
     <w:p>
@@ -4175,6 +5596,290 @@
           </w:p>
         </w:tc>
       </w:tr>
+      <w:tr>
+        <w:tc>
+          <w:tcPr>
+            <w:tcW w:type="dxa" w:w="2551"/>
+            <w:vAlign w:val="center"/>
+          </w:tcPr>
+          <w:p>
+            <w:pPr>
+              <w:spacing w:before="0" w:after="0" w:line="288" w:lineRule="auto"/>
+              <w:jc w:val="center"/>
+            </w:pPr>
+            <w:r/>
+            <w:r>
+              <w:rPr>
+                <w:rFonts w:ascii="Times New Roman" w:hAnsi="Times New Roman" w:eastAsia="宋体" w:cs="Times New Roman"/>
+                <w:b/>
+                <w:i w:val="0"/>
+                <w:color w:val="000000"/>
+                <w:sz w:val="20"/>
+              </w:rPr>
+              <w:t>RabbitMQ 推送消息报错 Connection refused</w:t>
+            </w:r>
+          </w:p>
+        </w:tc>
+        <w:tc>
+          <w:tcPr>
+            <w:tcW w:type="dxa" w:w="2551"/>
+            <w:vAlign w:val="center"/>
+          </w:tcPr>
+          <w:p>
+            <w:pPr>
+              <w:spacing w:before="0" w:after="0" w:line="288" w:lineRule="auto"/>
+              <w:jc w:val="left"/>
+            </w:pPr>
+            <w:r/>
+            <w:r>
+              <w:rPr>
+                <w:rFonts w:ascii="Times New Roman" w:hAnsi="Times New Roman" w:eastAsia="宋体" w:cs="Times New Roman"/>
+                <w:b w:val="0"/>
+                <w:i w:val="0"/>
+                <w:color w:val="000000"/>
+                <w:sz w:val="20"/>
+              </w:rPr>
+              <w:t>RabbitMQ 未启动或端口被占</w:t>
+            </w:r>
+          </w:p>
+        </w:tc>
+        <w:tc>
+          <w:tcPr>
+            <w:tcW w:type="dxa" w:w="3969"/>
+            <w:vAlign w:val="center"/>
+          </w:tcPr>
+          <w:p>
+            <w:pPr>
+              <w:spacing w:before="0" w:after="0" w:line="288" w:lineRule="auto"/>
+              <w:jc w:val="left"/>
+            </w:pPr>
+            <w:r/>
+            <w:r>
+              <w:rPr>
+                <w:rFonts w:ascii="Times New Roman" w:hAnsi="Times New Roman" w:eastAsia="宋体" w:cs="Times New Roman"/>
+                <w:b w:val="0"/>
+                <w:i w:val="0"/>
+                <w:color w:val="000000"/>
+                <w:sz w:val="20"/>
+              </w:rPr>
+              <w:t>检查 5672 端口, 启动 rabbitmq-server</w:t>
+            </w:r>
+          </w:p>
+        </w:tc>
+      </w:tr>
+      <w:tr>
+        <w:tc>
+          <w:tcPr>
+            <w:tcW w:type="dxa" w:w="2551"/>
+            <w:vAlign w:val="center"/>
+          </w:tcPr>
+          <w:p>
+            <w:pPr>
+              <w:spacing w:before="0" w:after="0" w:line="288" w:lineRule="auto"/>
+              <w:jc w:val="center"/>
+            </w:pPr>
+            <w:r/>
+            <w:r>
+              <w:rPr>
+                <w:rFonts w:ascii="Times New Roman" w:hAnsi="Times New Roman" w:eastAsia="宋体" w:cs="Times New Roman"/>
+                <w:b/>
+                <w:i w:val="0"/>
+                <w:color w:val="000000"/>
+                <w:sz w:val="20"/>
+              </w:rPr>
+              <w:t>订单事件 MessageConversionException (LocalDateTime)</w:t>
+            </w:r>
+          </w:p>
+        </w:tc>
+        <w:tc>
+          <w:tcPr>
+            <w:tcW w:type="dxa" w:w="2551"/>
+            <w:vAlign w:val="center"/>
+          </w:tcPr>
+          <w:p>
+            <w:pPr>
+              <w:spacing w:before="0" w:after="0" w:line="288" w:lineRule="auto"/>
+              <w:jc w:val="left"/>
+            </w:pPr>
+            <w:r/>
+            <w:r>
+              <w:rPr>
+                <w:rFonts w:ascii="Times New Roman" w:hAnsi="Times New Roman" w:eastAsia="宋体" w:cs="Times New Roman"/>
+                <w:b w:val="0"/>
+                <w:i w:val="0"/>
+                <w:color w:val="000000"/>
+                <w:sz w:val="20"/>
+              </w:rPr>
+              <w:t>Jackson 未注册 JavaTimeModule</w:t>
+            </w:r>
+          </w:p>
+        </w:tc>
+        <w:tc>
+          <w:tcPr>
+            <w:tcW w:type="dxa" w:w="3969"/>
+            <w:vAlign w:val="center"/>
+          </w:tcPr>
+          <w:p>
+            <w:pPr>
+              <w:spacing w:before="0" w:after="0" w:line="288" w:lineRule="auto"/>
+              <w:jc w:val="left"/>
+            </w:pPr>
+            <w:r/>
+            <w:r>
+              <w:rPr>
+                <w:rFonts w:ascii="Times New Roman" w:hAnsi="Times New Roman" w:eastAsia="宋体" w:cs="Times New Roman"/>
+                <w:b w:val="0"/>
+                <w:i w:val="0"/>
+                <w:color w:val="000000"/>
+                <w:sz w:val="20"/>
+              </w:rPr>
+              <w:t>RabbitConfig.messageConverter() 显式注册 JavaTimeModule + 关闭 WRITE_DATES_AS_TIMESTAMPS</w:t>
+            </w:r>
+          </w:p>
+        </w:tc>
+      </w:tr>
+      <w:tr>
+        <w:tc>
+          <w:tcPr>
+            <w:tcW w:type="dxa" w:w="2551"/>
+            <w:vAlign w:val="center"/>
+          </w:tcPr>
+          <w:p>
+            <w:pPr>
+              <w:spacing w:before="0" w:after="0" w:line="288" w:lineRule="auto"/>
+              <w:jc w:val="center"/>
+            </w:pPr>
+            <w:r/>
+            <w:r>
+              <w:rPr>
+                <w:rFonts w:ascii="Times New Roman" w:hAnsi="Times New Roman" w:eastAsia="宋体" w:cs="Times New Roman"/>
+                <w:b/>
+                <w:i w:val="0"/>
+                <w:color w:val="000000"/>
+                <w:sz w:val="20"/>
+              </w:rPr>
+              <w:t>log-service 消费不到事件</w:t>
+            </w:r>
+          </w:p>
+        </w:tc>
+        <w:tc>
+          <w:tcPr>
+            <w:tcW w:type="dxa" w:w="2551"/>
+            <w:vAlign w:val="center"/>
+          </w:tcPr>
+          <w:p>
+            <w:pPr>
+              <w:spacing w:before="0" w:after="0" w:line="288" w:lineRule="auto"/>
+              <w:jc w:val="left"/>
+            </w:pPr>
+            <w:r/>
+            <w:r>
+              <w:rPr>
+                <w:rFonts w:ascii="Times New Roman" w:hAnsi="Times New Roman" w:eastAsia="宋体" w:cs="Times New Roman"/>
+                <w:b w:val="0"/>
+                <w:i w:val="0"/>
+                <w:color w:val="000000"/>
+                <w:sz w:val="20"/>
+              </w:rPr>
+              <w:t>Queue 未声明或 binding 不匹配</w:t>
+            </w:r>
+          </w:p>
+        </w:tc>
+        <w:tc>
+          <w:tcPr>
+            <w:tcW w:type="dxa" w:w="3969"/>
+            <w:vAlign w:val="center"/>
+          </w:tcPr>
+          <w:p>
+            <w:pPr>
+              <w:spacing w:before="0" w:after="0" w:line="288" w:lineRule="auto"/>
+              <w:jc w:val="left"/>
+            </w:pPr>
+            <w:r/>
+            <w:r>
+              <w:rPr>
+                <w:rFonts w:ascii="Times New Roman" w:hAnsi="Times New Roman" w:eastAsia="宋体" w:cs="Times New Roman"/>
+                <w:b w:val="0"/>
+                <w:i w:val="0"/>
+                <w:color w:val="000000"/>
+                <w:sz w:val="20"/>
+              </w:rPr>
+              <w:t>检查 order-service 启动时 Queue+Binding 是否自动声明</w:t>
+            </w:r>
+          </w:p>
+        </w:tc>
+      </w:tr>
+      <w:tr>
+        <w:tc>
+          <w:tcPr>
+            <w:tcW w:type="dxa" w:w="2551"/>
+            <w:vAlign w:val="center"/>
+          </w:tcPr>
+          <w:p>
+            <w:pPr>
+              <w:spacing w:before="0" w:after="0" w:line="288" w:lineRule="auto"/>
+              <w:jc w:val="center"/>
+            </w:pPr>
+            <w:r/>
+            <w:r>
+              <w:rPr>
+                <w:rFonts w:ascii="Times New Roman" w:hAnsi="Times New Roman" w:eastAsia="宋体" w:cs="Times New Roman"/>
+                <w:b/>
+                <w:i w:val="0"/>
+                <w:color w:val="000000"/>
+                <w:sz w:val="20"/>
+              </w:rPr>
+              <w:t>RabbitMQ Web 控制台 15672 无法访问</w:t>
+            </w:r>
+          </w:p>
+        </w:tc>
+        <w:tc>
+          <w:tcPr>
+            <w:tcW w:type="dxa" w:w="2551"/>
+            <w:vAlign w:val="center"/>
+          </w:tcPr>
+          <w:p>
+            <w:pPr>
+              <w:spacing w:before="0" w:after="0" w:line="288" w:lineRule="auto"/>
+              <w:jc w:val="left"/>
+            </w:pPr>
+            <w:r/>
+            <w:r>
+              <w:rPr>
+                <w:rFonts w:ascii="Times New Roman" w:hAnsi="Times New Roman" w:eastAsia="宋体" w:cs="Times New Roman"/>
+                <w:b w:val="0"/>
+                <w:i w:val="0"/>
+                <w:color w:val="000000"/>
+                <w:sz w:val="20"/>
+              </w:rPr>
+              <w:t>management 插件未启用</w:t>
+            </w:r>
+          </w:p>
+        </w:tc>
+        <w:tc>
+          <w:tcPr>
+            <w:tcW w:type="dxa" w:w="3969"/>
+            <w:vAlign w:val="center"/>
+          </w:tcPr>
+          <w:p>
+            <w:pPr>
+              <w:spacing w:before="0" w:after="0" w:line="288" w:lineRule="auto"/>
+              <w:jc w:val="left"/>
+            </w:pPr>
+            <w:r/>
+            <w:r>
+              <w:rPr>
+                <w:rFonts w:ascii="Times New Roman" w:hAnsi="Times New Roman" w:eastAsia="宋体" w:cs="Times New Roman"/>
+                <w:b w:val="0"/>
+                <w:i w:val="0"/>
+                <w:color w:val="000000"/>
+                <w:sz w:val="20"/>
+              </w:rPr>
+              <w:t>执行 rabbitmq-plugins enable rabbitmq_management</w:t>
+            </w:r>
+          </w:p>
+        </w:tc>
+      </w:tr>
     </w:tbl>
     <w:sectPr>
       <w:pgSz w:w="12240" w:h="15840"/>
